--- a/technicalreport.docx
+++ b/technicalreport.docx
@@ -615,13 +615,8 @@
               </w:rPr>
             </w:pPr>
             <w:r>
-              <w:t xml:space="preserve">Ammar </w:t>
-            </w:r>
-            <w:proofErr w:type="spellStart"/>
-            <w:r>
-              <w:t>Alsalka</w:t>
-            </w:r>
-            <w:proofErr w:type="spellEnd"/>
+              <w:t>Ammar Alsalka</w:t>
+            </w:r>
           </w:p>
         </w:tc>
       </w:tr>
@@ -680,7 +675,14 @@
                 <w:sz w:val="22"/>
                 <w:szCs w:val="22"/>
               </w:rPr>
-              <w:t>1415</w:t>
+              <w:t>1</w:t>
+            </w:r>
+            <w:r>
+              <w:rPr>
+                <w:sz w:val="22"/>
+                <w:szCs w:val="22"/>
+              </w:rPr>
+              <w:t>555</w:t>
             </w:r>
           </w:p>
         </w:tc>
@@ -1222,14 +1224,14 @@
           <w:r>
             <w:fldChar w:fldCharType="separate"/>
           </w:r>
-          <w:hyperlink w:anchor="_Toc224508592" w:history="1">
+          <w:hyperlink w:anchor="_Toc224589294" w:history="1">
             <w:r>
               <w:rPr>
                 <w:rStyle w:val="Hyperlink"/>
                 <w:rFonts w:eastAsiaTheme="majorEastAsia"/>
                 <w:noProof/>
               </w:rPr>
-              <w:t>Summary</w:t>
+              <w:t>Github</w:t>
             </w:r>
             <w:r>
               <w:rPr>
@@ -1250,7 +1252,7 @@
                 <w:noProof/>
                 <w:webHidden/>
               </w:rPr>
-              <w:instrText xml:space="preserve"> PAGEREF _Toc224508592 \h </w:instrText>
+              <w:instrText xml:space="preserve"> PAGEREF _Toc224589294 \h </w:instrText>
             </w:r>
             <w:r>
               <w:rPr>
@@ -1295,13 +1297,159 @@
               <w14:ligatures w14:val="standardContextual"/>
             </w:rPr>
           </w:pPr>
-          <w:hyperlink w:anchor="_Toc224508593" w:history="1">
+          <w:hyperlink w:anchor="_Toc224589295" w:history="1">
             <w:r>
               <w:rPr>
                 <w:rStyle w:val="Hyperlink"/>
                 <w:rFonts w:eastAsiaTheme="majorEastAsia"/>
                 <w:noProof/>
               </w:rPr>
+              <w:t>Documentation</w:t>
+            </w:r>
+            <w:r>
+              <w:rPr>
+                <w:noProof/>
+                <w:webHidden/>
+              </w:rPr>
+              <w:tab/>
+            </w:r>
+            <w:r>
+              <w:rPr>
+                <w:noProof/>
+                <w:webHidden/>
+              </w:rPr>
+              <w:fldChar w:fldCharType="begin"/>
+            </w:r>
+            <w:r>
+              <w:rPr>
+                <w:noProof/>
+                <w:webHidden/>
+              </w:rPr>
+              <w:instrText xml:space="preserve"> PAGEREF _Toc224589295 \h </w:instrText>
+            </w:r>
+            <w:r>
+              <w:rPr>
+                <w:noProof/>
+                <w:webHidden/>
+              </w:rPr>
+            </w:r>
+            <w:r>
+              <w:rPr>
+                <w:noProof/>
+                <w:webHidden/>
+              </w:rPr>
+              <w:fldChar w:fldCharType="separate"/>
+            </w:r>
+            <w:r>
+              <w:rPr>
+                <w:noProof/>
+                <w:webHidden/>
+              </w:rPr>
+              <w:t>3</w:t>
+            </w:r>
+            <w:r>
+              <w:rPr>
+                <w:noProof/>
+                <w:webHidden/>
+              </w:rPr>
+              <w:fldChar w:fldCharType="end"/>
+            </w:r>
+          </w:hyperlink>
+        </w:p>
+        <w:p>
+          <w:pPr>
+            <w:pStyle w:val="TOC1"/>
+            <w:tabs>
+              <w:tab w:val="right" w:leader="dot" w:pos="9016"/>
+            </w:tabs>
+            <w:rPr>
+              <w:rFonts w:asciiTheme="minorHAnsi" w:eastAsiaTheme="minorEastAsia" w:hAnsiTheme="minorHAnsi" w:cstheme="minorBidi"/>
+              <w:noProof/>
+              <w:kern w:val="2"/>
+              <w:lang w:val="es-MX" w:eastAsia="es-MX"/>
+              <w14:ligatures w14:val="standardContextual"/>
+            </w:rPr>
+          </w:pPr>
+          <w:hyperlink w:anchor="_Toc224589296" w:history="1">
+            <w:r>
+              <w:rPr>
+                <w:rStyle w:val="Hyperlink"/>
+                <w:rFonts w:eastAsiaTheme="majorEastAsia"/>
+                <w:noProof/>
+              </w:rPr>
+              <w:t>Summary</w:t>
+            </w:r>
+            <w:r>
+              <w:rPr>
+                <w:noProof/>
+                <w:webHidden/>
+              </w:rPr>
+              <w:tab/>
+            </w:r>
+            <w:r>
+              <w:rPr>
+                <w:noProof/>
+                <w:webHidden/>
+              </w:rPr>
+              <w:fldChar w:fldCharType="begin"/>
+            </w:r>
+            <w:r>
+              <w:rPr>
+                <w:noProof/>
+                <w:webHidden/>
+              </w:rPr>
+              <w:instrText xml:space="preserve"> PAGEREF _Toc224589296 \h </w:instrText>
+            </w:r>
+            <w:r>
+              <w:rPr>
+                <w:noProof/>
+                <w:webHidden/>
+              </w:rPr>
+            </w:r>
+            <w:r>
+              <w:rPr>
+                <w:noProof/>
+                <w:webHidden/>
+              </w:rPr>
+              <w:fldChar w:fldCharType="separate"/>
+            </w:r>
+            <w:r>
+              <w:rPr>
+                <w:noProof/>
+                <w:webHidden/>
+              </w:rPr>
+              <w:t>3</w:t>
+            </w:r>
+            <w:r>
+              <w:rPr>
+                <w:noProof/>
+                <w:webHidden/>
+              </w:rPr>
+              <w:fldChar w:fldCharType="end"/>
+            </w:r>
+          </w:hyperlink>
+        </w:p>
+        <w:p>
+          <w:pPr>
+            <w:pStyle w:val="TOC1"/>
+            <w:tabs>
+              <w:tab w:val="right" w:leader="dot" w:pos="9016"/>
+            </w:tabs>
+            <w:rPr>
+              <w:rFonts w:asciiTheme="minorHAnsi" w:eastAsiaTheme="minorEastAsia" w:hAnsiTheme="minorHAnsi" w:cstheme="minorBidi"/>
+              <w:noProof/>
+              <w:kern w:val="2"/>
+              <w:lang w:val="es-MX" w:eastAsia="es-MX"/>
+              <w14:ligatures w14:val="standardContextual"/>
+            </w:rPr>
+          </w:pPr>
+          <w:hyperlink w:anchor="_Toc224589297" w:history="1">
+            <w:r>
+              <w:rPr>
+                <w:rStyle w:val="Hyperlink"/>
+                <w:rFonts w:eastAsiaTheme="majorEastAsia"/>
+                <w:noProof/>
+              </w:rPr>
               <w:t>Technology stack justification</w:t>
             </w:r>
             <w:r>
@@ -1323,7 +1471,7 @@
                 <w:noProof/>
                 <w:webHidden/>
               </w:rPr>
-              <w:instrText xml:space="preserve"> PAGEREF _Toc224508593 \h </w:instrText>
+              <w:instrText xml:space="preserve"> PAGEREF _Toc224589297 \h </w:instrText>
             </w:r>
             <w:r>
               <w:rPr>
@@ -1368,7 +1516,7 @@
               <w14:ligatures w14:val="standardContextual"/>
             </w:rPr>
           </w:pPr>
-          <w:hyperlink w:anchor="_Toc224508594" w:history="1">
+          <w:hyperlink w:anchor="_Toc224589298" w:history="1">
             <w:r>
               <w:rPr>
                 <w:rStyle w:val="Hyperlink"/>
@@ -1396,7 +1544,7 @@
                 <w:noProof/>
                 <w:webHidden/>
               </w:rPr>
-              <w:instrText xml:space="preserve"> PAGEREF _Toc224508594 \h </w:instrText>
+              <w:instrText xml:space="preserve"> PAGEREF _Toc224589298 \h </w:instrText>
             </w:r>
             <w:r>
               <w:rPr>
@@ -1441,7 +1589,7 @@
               <w14:ligatures w14:val="standardContextual"/>
             </w:rPr>
           </w:pPr>
-          <w:hyperlink w:anchor="_Toc224508595" w:history="1">
+          <w:hyperlink w:anchor="_Toc224589299" w:history="1">
             <w:r>
               <w:rPr>
                 <w:rStyle w:val="Hyperlink"/>
@@ -1469,7 +1617,7 @@
                 <w:noProof/>
                 <w:webHidden/>
               </w:rPr>
-              <w:instrText xml:space="preserve"> PAGEREF _Toc224508595 \h </w:instrText>
+              <w:instrText xml:space="preserve"> PAGEREF _Toc224589299 \h </w:instrText>
             </w:r>
             <w:r>
               <w:rPr>
@@ -1514,7 +1662,7 @@
               <w14:ligatures w14:val="standardContextual"/>
             </w:rPr>
           </w:pPr>
-          <w:hyperlink w:anchor="_Toc224508596" w:history="1">
+          <w:hyperlink w:anchor="_Toc224589300" w:history="1">
             <w:r>
               <w:rPr>
                 <w:rStyle w:val="Hyperlink"/>
@@ -1542,7 +1690,7 @@
                 <w:noProof/>
                 <w:webHidden/>
               </w:rPr>
-              <w:instrText xml:space="preserve"> PAGEREF _Toc224508596 \h </w:instrText>
+              <w:instrText xml:space="preserve"> PAGEREF _Toc224589300 \h </w:instrText>
             </w:r>
             <w:r>
               <w:rPr>
@@ -1562,7 +1710,7 @@
                 <w:noProof/>
                 <w:webHidden/>
               </w:rPr>
-              <w:t>3</w:t>
+              <w:t>4</w:t>
             </w:r>
             <w:r>
               <w:rPr>
@@ -1587,7 +1735,7 @@
               <w14:ligatures w14:val="standardContextual"/>
             </w:rPr>
           </w:pPr>
-          <w:hyperlink w:anchor="_Toc224508597" w:history="1">
+          <w:hyperlink w:anchor="_Toc224589301" w:history="1">
             <w:r>
               <w:rPr>
                 <w:rStyle w:val="Hyperlink"/>
@@ -1615,7 +1763,7 @@
                 <w:noProof/>
                 <w:webHidden/>
               </w:rPr>
-              <w:instrText xml:space="preserve"> PAGEREF _Toc224508597 \h </w:instrText>
+              <w:instrText xml:space="preserve"> PAGEREF _Toc224589301 \h </w:instrText>
             </w:r>
             <w:r>
               <w:rPr>
@@ -1660,7 +1808,7 @@
               <w14:ligatures w14:val="standardContextual"/>
             </w:rPr>
           </w:pPr>
-          <w:hyperlink w:anchor="_Toc224508598" w:history="1">
+          <w:hyperlink w:anchor="_Toc224589302" w:history="1">
             <w:r>
               <w:rPr>
                 <w:rStyle w:val="Hyperlink"/>
@@ -1688,7 +1836,7 @@
                 <w:noProof/>
                 <w:webHidden/>
               </w:rPr>
-              <w:instrText xml:space="preserve"> PAGEREF _Toc224508598 \h </w:instrText>
+              <w:instrText xml:space="preserve"> PAGEREF _Toc224589302 \h </w:instrText>
             </w:r>
             <w:r>
               <w:rPr>
@@ -1733,7 +1881,7 @@
               <w14:ligatures w14:val="standardContextual"/>
             </w:rPr>
           </w:pPr>
-          <w:hyperlink w:anchor="_Toc224508599" w:history="1">
+          <w:hyperlink w:anchor="_Toc224589303" w:history="1">
             <w:r>
               <w:rPr>
                 <w:rStyle w:val="Hyperlink"/>
@@ -1761,7 +1909,7 @@
                 <w:noProof/>
                 <w:webHidden/>
               </w:rPr>
-              <w:instrText xml:space="preserve"> PAGEREF _Toc224508599 \h </w:instrText>
+              <w:instrText xml:space="preserve"> PAGEREF _Toc224589303 \h </w:instrText>
             </w:r>
             <w:r>
               <w:rPr>
@@ -1806,7 +1954,7 @@
               <w14:ligatures w14:val="standardContextual"/>
             </w:rPr>
           </w:pPr>
-          <w:hyperlink w:anchor="_Toc224508600" w:history="1">
+          <w:hyperlink w:anchor="_Toc224589304" w:history="1">
             <w:r>
               <w:rPr>
                 <w:rStyle w:val="Hyperlink"/>
@@ -1835,7 +1983,7 @@
                 <w:noProof/>
                 <w:webHidden/>
               </w:rPr>
-              <w:instrText xml:space="preserve"> PAGEREF _Toc224508600 \h </w:instrText>
+              <w:instrText xml:space="preserve"> PAGEREF _Toc224589304 \h </w:instrText>
             </w:r>
             <w:r>
               <w:rPr>
@@ -1880,7 +2028,7 @@
               <w14:ligatures w14:val="standardContextual"/>
             </w:rPr>
           </w:pPr>
-          <w:hyperlink w:anchor="_Toc224508601" w:history="1">
+          <w:hyperlink w:anchor="_Toc224589305" w:history="1">
             <w:r>
               <w:rPr>
                 <w:rStyle w:val="Hyperlink"/>
@@ -1908,7 +2056,7 @@
                 <w:noProof/>
                 <w:webHidden/>
               </w:rPr>
-              <w:instrText xml:space="preserve"> PAGEREF _Toc224508601 \h </w:instrText>
+              <w:instrText xml:space="preserve"> PAGEREF _Toc224589305 \h </w:instrText>
             </w:r>
             <w:r>
               <w:rPr>
@@ -1928,7 +2076,7 @@
                 <w:noProof/>
                 <w:webHidden/>
               </w:rPr>
-              <w:t>6</w:t>
+              <w:t>5</w:t>
             </w:r>
             <w:r>
               <w:rPr>
@@ -1953,7 +2101,7 @@
               <w14:ligatures w14:val="standardContextual"/>
             </w:rPr>
           </w:pPr>
-          <w:hyperlink w:anchor="_Toc224508602" w:history="1">
+          <w:hyperlink w:anchor="_Toc224589306" w:history="1">
             <w:r>
               <w:rPr>
                 <w:rStyle w:val="Hyperlink"/>
@@ -1981,7 +2129,7 @@
                 <w:noProof/>
                 <w:webHidden/>
               </w:rPr>
-              <w:instrText xml:space="preserve"> PAGEREF _Toc224508602 \h </w:instrText>
+              <w:instrText xml:space="preserve"> PAGEREF _Toc224589306 \h </w:instrText>
             </w:r>
             <w:r>
               <w:rPr>
@@ -2001,7 +2149,7 @@
                 <w:noProof/>
                 <w:webHidden/>
               </w:rPr>
-              <w:t>6</w:t>
+              <w:t>5</w:t>
             </w:r>
             <w:r>
               <w:rPr>
@@ -2026,7 +2174,7 @@
               <w14:ligatures w14:val="standardContextual"/>
             </w:rPr>
           </w:pPr>
-          <w:hyperlink w:anchor="_Toc224508603" w:history="1">
+          <w:hyperlink w:anchor="_Toc224589307" w:history="1">
             <w:r>
               <w:rPr>
                 <w:rStyle w:val="Hyperlink"/>
@@ -2055,7 +2203,7 @@
                 <w:noProof/>
                 <w:webHidden/>
               </w:rPr>
-              <w:instrText xml:space="preserve"> PAGEREF _Toc224508603 \h </w:instrText>
+              <w:instrText xml:space="preserve"> PAGEREF _Toc224589307 \h </w:instrText>
             </w:r>
             <w:r>
               <w:rPr>
@@ -2075,7 +2223,7 @@
                 <w:noProof/>
                 <w:webHidden/>
               </w:rPr>
-              <w:t>6</w:t>
+              <w:t>5</w:t>
             </w:r>
             <w:r>
               <w:rPr>
@@ -2100,7 +2248,7 @@
               <w14:ligatures w14:val="standardContextual"/>
             </w:rPr>
           </w:pPr>
-          <w:hyperlink w:anchor="_Toc224508604" w:history="1">
+          <w:hyperlink w:anchor="_Toc224589308" w:history="1">
             <w:r>
               <w:rPr>
                 <w:rStyle w:val="Hyperlink"/>
@@ -2128,7 +2276,7 @@
                 <w:noProof/>
                 <w:webHidden/>
               </w:rPr>
-              <w:instrText xml:space="preserve"> PAGEREF _Toc224508604 \h </w:instrText>
+              <w:instrText xml:space="preserve"> PAGEREF _Toc224589308 \h </w:instrText>
             </w:r>
             <w:r>
               <w:rPr>
@@ -2148,153 +2296,7 @@
                 <w:noProof/>
                 <w:webHidden/>
               </w:rPr>
-              <w:t>6</w:t>
-            </w:r>
-            <w:r>
-              <w:rPr>
-                <w:noProof/>
-                <w:webHidden/>
-              </w:rPr>
-              <w:fldChar w:fldCharType="end"/>
-            </w:r>
-          </w:hyperlink>
-        </w:p>
-        <w:p>
-          <w:pPr>
-            <w:pStyle w:val="TOC2"/>
-            <w:tabs>
-              <w:tab w:val="right" w:leader="dot" w:pos="9016"/>
-            </w:tabs>
-            <w:rPr>
-              <w:rFonts w:asciiTheme="minorHAnsi" w:eastAsiaTheme="minorEastAsia" w:hAnsiTheme="minorHAnsi" w:cstheme="minorBidi"/>
-              <w:noProof/>
-              <w:kern w:val="2"/>
-              <w:lang w:val="es-MX" w:eastAsia="es-MX"/>
-              <w14:ligatures w14:val="standardContextual"/>
-            </w:rPr>
-          </w:pPr>
-          <w:hyperlink w:anchor="_Toc224508605" w:history="1">
-            <w:r>
-              <w:rPr>
-                <w:rStyle w:val="Hyperlink"/>
-                <w:rFonts w:eastAsiaTheme="majorEastAsia"/>
-                <w:noProof/>
-              </w:rPr>
-              <w:t>Edge Cases Tested</w:t>
-            </w:r>
-            <w:r>
-              <w:rPr>
-                <w:noProof/>
-                <w:webHidden/>
-              </w:rPr>
-              <w:tab/>
-            </w:r>
-            <w:r>
-              <w:rPr>
-                <w:noProof/>
-                <w:webHidden/>
-              </w:rPr>
-              <w:fldChar w:fldCharType="begin"/>
-            </w:r>
-            <w:r>
-              <w:rPr>
-                <w:noProof/>
-                <w:webHidden/>
-              </w:rPr>
-              <w:instrText xml:space="preserve"> PAGEREF _Toc224508605 \h </w:instrText>
-            </w:r>
-            <w:r>
-              <w:rPr>
-                <w:noProof/>
-                <w:webHidden/>
-              </w:rPr>
-            </w:r>
-            <w:r>
-              <w:rPr>
-                <w:noProof/>
-                <w:webHidden/>
-              </w:rPr>
-              <w:fldChar w:fldCharType="separate"/>
-            </w:r>
-            <w:r>
-              <w:rPr>
-                <w:noProof/>
-                <w:webHidden/>
-              </w:rPr>
-              <w:t>7</w:t>
-            </w:r>
-            <w:r>
-              <w:rPr>
-                <w:noProof/>
-                <w:webHidden/>
-              </w:rPr>
-              <w:fldChar w:fldCharType="end"/>
-            </w:r>
-          </w:hyperlink>
-        </w:p>
-        <w:p>
-          <w:pPr>
-            <w:pStyle w:val="TOC2"/>
-            <w:tabs>
-              <w:tab w:val="right" w:leader="dot" w:pos="9016"/>
-            </w:tabs>
-            <w:rPr>
-              <w:rFonts w:asciiTheme="minorHAnsi" w:eastAsiaTheme="minorEastAsia" w:hAnsiTheme="minorHAnsi" w:cstheme="minorBidi"/>
-              <w:noProof/>
-              <w:kern w:val="2"/>
-              <w:lang w:val="es-MX" w:eastAsia="es-MX"/>
-              <w14:ligatures w14:val="standardContextual"/>
-            </w:rPr>
-          </w:pPr>
-          <w:hyperlink w:anchor="_Toc224508606" w:history="1">
-            <w:r>
-              <w:rPr>
-                <w:rStyle w:val="Hyperlink"/>
-                <w:rFonts w:eastAsiaTheme="majorEastAsia"/>
-                <w:noProof/>
-              </w:rPr>
-              <w:t>Future Testing Improvements</w:t>
-            </w:r>
-            <w:r>
-              <w:rPr>
-                <w:noProof/>
-                <w:webHidden/>
-              </w:rPr>
-              <w:tab/>
-            </w:r>
-            <w:r>
-              <w:rPr>
-                <w:noProof/>
-                <w:webHidden/>
-              </w:rPr>
-              <w:fldChar w:fldCharType="begin"/>
-            </w:r>
-            <w:r>
-              <w:rPr>
-                <w:noProof/>
-                <w:webHidden/>
-              </w:rPr>
-              <w:instrText xml:space="preserve"> PAGEREF _Toc224508606 \h </w:instrText>
-            </w:r>
-            <w:r>
-              <w:rPr>
-                <w:noProof/>
-                <w:webHidden/>
-              </w:rPr>
-            </w:r>
-            <w:r>
-              <w:rPr>
-                <w:noProof/>
-                <w:webHidden/>
-              </w:rPr>
-              <w:fldChar w:fldCharType="separate"/>
-            </w:r>
-            <w:r>
-              <w:rPr>
-                <w:noProof/>
-                <w:webHidden/>
-              </w:rPr>
-              <w:t>8</w:t>
+              <w:t>5</w:t>
             </w:r>
             <w:r>
               <w:rPr>
@@ -2319,7 +2321,7 @@
               <w14:ligatures w14:val="standardContextual"/>
             </w:rPr>
           </w:pPr>
-          <w:hyperlink w:anchor="_Toc224508607" w:history="1">
+          <w:hyperlink w:anchor="_Toc224589309" w:history="1">
             <w:r>
               <w:rPr>
                 <w:rStyle w:val="Hyperlink"/>
@@ -2348,7 +2350,7 @@
                 <w:noProof/>
                 <w:webHidden/>
               </w:rPr>
-              <w:instrText xml:space="preserve"> PAGEREF _Toc224508607 \h </w:instrText>
+              <w:instrText xml:space="preserve"> PAGEREF _Toc224589309 \h </w:instrText>
             </w:r>
             <w:r>
               <w:rPr>
@@ -2368,7 +2370,7 @@
                 <w:noProof/>
                 <w:webHidden/>
               </w:rPr>
-              <w:t>8</w:t>
+              <w:t>5</w:t>
             </w:r>
             <w:r>
               <w:rPr>
@@ -2393,7 +2395,7 @@
               <w14:ligatures w14:val="standardContextual"/>
             </w:rPr>
           </w:pPr>
-          <w:hyperlink w:anchor="_Toc224508608" w:history="1">
+          <w:hyperlink w:anchor="_Toc224589310" w:history="1">
             <w:r>
               <w:rPr>
                 <w:rStyle w:val="Hyperlink"/>
@@ -2422,7 +2424,7 @@
                 <w:noProof/>
                 <w:webHidden/>
               </w:rPr>
-              <w:instrText xml:space="preserve"> PAGEREF _Toc224508608 \h </w:instrText>
+              <w:instrText xml:space="preserve"> PAGEREF _Toc224589310 \h </w:instrText>
             </w:r>
             <w:r>
               <w:rPr>
@@ -2442,7 +2444,7 @@
                 <w:noProof/>
                 <w:webHidden/>
               </w:rPr>
-              <w:t>9</w:t>
+              <w:t>6</w:t>
             </w:r>
             <w:r>
               <w:rPr>
@@ -2467,7 +2469,7 @@
               <w14:ligatures w14:val="standardContextual"/>
             </w:rPr>
           </w:pPr>
-          <w:hyperlink w:anchor="_Toc224508609" w:history="1">
+          <w:hyperlink w:anchor="_Toc224589311" w:history="1">
             <w:r>
               <w:rPr>
                 <w:rStyle w:val="Hyperlink"/>
@@ -2496,7 +2498,7 @@
                 <w:noProof/>
                 <w:webHidden/>
               </w:rPr>
-              <w:instrText xml:space="preserve"> PAGEREF _Toc224508609 \h </w:instrText>
+              <w:instrText xml:space="preserve"> PAGEREF _Toc224589311 \h </w:instrText>
             </w:r>
             <w:r>
               <w:rPr>
@@ -2516,7 +2518,7 @@
                 <w:noProof/>
                 <w:webHidden/>
               </w:rPr>
-              <w:t>9</w:t>
+              <w:t>6</w:t>
             </w:r>
             <w:r>
               <w:rPr>
@@ -2541,7 +2543,7 @@
               <w14:ligatures w14:val="standardContextual"/>
             </w:rPr>
           </w:pPr>
-          <w:hyperlink w:anchor="_Toc224508610" w:history="1">
+          <w:hyperlink w:anchor="_Toc224589312" w:history="1">
             <w:r>
               <w:rPr>
                 <w:rStyle w:val="Hyperlink"/>
@@ -2570,7 +2572,7 @@
                 <w:noProof/>
                 <w:webHidden/>
               </w:rPr>
-              <w:instrText xml:space="preserve"> PAGEREF _Toc224508610 \h </w:instrText>
+              <w:instrText xml:space="preserve"> PAGEREF _Toc224589312 \h </w:instrText>
             </w:r>
             <w:r>
               <w:rPr>
@@ -2590,7 +2592,7 @@
                 <w:noProof/>
                 <w:webHidden/>
               </w:rPr>
-              <w:t>10</w:t>
+              <w:t>6</w:t>
             </w:r>
             <w:r>
               <w:rPr>
@@ -2615,7 +2617,7 @@
               <w14:ligatures w14:val="standardContextual"/>
             </w:rPr>
           </w:pPr>
-          <w:hyperlink w:anchor="_Toc224508611" w:history="1">
+          <w:hyperlink w:anchor="_Toc224589313" w:history="1">
             <w:r>
               <w:rPr>
                 <w:rStyle w:val="Hyperlink"/>
@@ -2644,7 +2646,7 @@
                 <w:noProof/>
                 <w:webHidden/>
               </w:rPr>
-              <w:instrText xml:space="preserve"> PAGEREF _Toc224508611 \h </w:instrText>
+              <w:instrText xml:space="preserve"> PAGEREF _Toc224589313 \h </w:instrText>
             </w:r>
             <w:r>
               <w:rPr>
@@ -2664,7 +2666,81 @@
                 <w:noProof/>
                 <w:webHidden/>
               </w:rPr>
-              <w:t>10</w:t>
+              <w:t>7</w:t>
+            </w:r>
+            <w:r>
+              <w:rPr>
+                <w:noProof/>
+                <w:webHidden/>
+              </w:rPr>
+              <w:fldChar w:fldCharType="end"/>
+            </w:r>
+          </w:hyperlink>
+        </w:p>
+        <w:p>
+          <w:pPr>
+            <w:pStyle w:val="TOC1"/>
+            <w:tabs>
+              <w:tab w:val="right" w:leader="dot" w:pos="9016"/>
+            </w:tabs>
+            <w:rPr>
+              <w:rFonts w:asciiTheme="minorHAnsi" w:eastAsiaTheme="minorEastAsia" w:hAnsiTheme="minorHAnsi" w:cstheme="minorBidi"/>
+              <w:noProof/>
+              <w:kern w:val="2"/>
+              <w:lang w:val="es-MX" w:eastAsia="es-MX"/>
+              <w14:ligatures w14:val="standardContextual"/>
+            </w:rPr>
+          </w:pPr>
+          <w:hyperlink w:anchor="_Toc224589314" w:history="1">
+            <w:r>
+              <w:rPr>
+                <w:rStyle w:val="Hyperlink"/>
+                <w:rFonts w:eastAsiaTheme="majorEastAsia"/>
+                <w:noProof/>
+                <w:lang w:val="en-US"/>
+              </w:rPr>
+              <w:t>References</w:t>
+            </w:r>
+            <w:r>
+              <w:rPr>
+                <w:noProof/>
+                <w:webHidden/>
+              </w:rPr>
+              <w:tab/>
+            </w:r>
+            <w:r>
+              <w:rPr>
+                <w:noProof/>
+                <w:webHidden/>
+              </w:rPr>
+              <w:fldChar w:fldCharType="begin"/>
+            </w:r>
+            <w:r>
+              <w:rPr>
+                <w:noProof/>
+                <w:webHidden/>
+              </w:rPr>
+              <w:instrText xml:space="preserve"> PAGEREF _Toc224589314 \h </w:instrText>
+            </w:r>
+            <w:r>
+              <w:rPr>
+                <w:noProof/>
+                <w:webHidden/>
+              </w:rPr>
+            </w:r>
+            <w:r>
+              <w:rPr>
+                <w:noProof/>
+                <w:webHidden/>
+              </w:rPr>
+              <w:fldChar w:fldCharType="separate"/>
+            </w:r>
+            <w:r>
+              <w:rPr>
+                <w:noProof/>
+                <w:webHidden/>
+              </w:rPr>
+              <w:t>7</w:t>
             </w:r>
             <w:r>
               <w:rPr>
@@ -2709,32 +2785,63 @@
       <w:pPr>
         <w:pStyle w:val="Heading1"/>
       </w:pPr>
-      <w:bookmarkStart w:id="0" w:name="_Toc224508592"/>
+      <w:bookmarkStart w:id="0" w:name="_Toc224589294"/>
+      <w:r>
+        <w:t>Github</w:t>
+      </w:r>
+      <w:bookmarkEnd w:id="0"/>
+    </w:p>
+    <w:p>
+      <w:hyperlink r:id="rId8" w:history="1">
+        <w:r>
+          <w:rPr>
+            <w:rStyle w:val="Hyperlink"/>
+          </w:rPr>
+          <w:t>https://github.com/YordiKings/coursework1</w:t>
+        </w:r>
+      </w:hyperlink>
+    </w:p>
+    <w:p/>
+    <w:p>
+      <w:pPr>
+        <w:pStyle w:val="Heading1"/>
+      </w:pPr>
+      <w:bookmarkStart w:id="1" w:name="_Toc224589295"/>
+      <w:r>
+        <w:t>Documentation</w:t>
+      </w:r>
+      <w:bookmarkEnd w:id="1"/>
+    </w:p>
+    <w:p/>
+    <w:p>
+      <w:hyperlink r:id="rId9" w:history="1">
+        <w:r>
+          <w:rPr>
+            <w:rStyle w:val="Hyperlink"/>
+          </w:rPr>
+          <w:t>https://github.com/YordiKings/coursework1/blob/master/api_docs.pdf</w:t>
+        </w:r>
+      </w:hyperlink>
+    </w:p>
+    <w:p>
+      <w:r>
+        <w:t>I designed the documentation to be read in the project website, visualization in github is a printed version of the page which doesn’t look as good.</w:t>
+      </w:r>
+    </w:p>
+    <w:p>
+      <w:pPr>
+        <w:pStyle w:val="Heading1"/>
+      </w:pPr>
+      <w:bookmarkStart w:id="2" w:name="_Toc224589296"/>
       <w:r>
         <w:t>Summary</w:t>
       </w:r>
-      <w:bookmarkEnd w:id="0"/>
+      <w:bookmarkEnd w:id="2"/>
     </w:p>
     <w:p/>
     <w:p>
       <w:r>
-        <w:t xml:space="preserve">My Chess Stats is a web application designed to help chess players track, </w:t>
-      </w:r>
-      <w:proofErr w:type="spellStart"/>
-      <w:r>
-        <w:t>analyze</w:t>
-      </w:r>
-      <w:proofErr w:type="spellEnd"/>
-      <w:r>
-        <w:t xml:space="preserve">, and visualize their games from Chess.com and </w:t>
-      </w:r>
-      <w:proofErr w:type="spellStart"/>
-      <w:r>
-        <w:t>Lichess</w:t>
-      </w:r>
-      <w:proofErr w:type="spellEnd"/>
-      <w:r>
-        <w:t>. The application provides secure user authentication, comprehensive game management, bulk import capabilities, and detailed statistical analysis with interactive charts. This report outlines the key design decisions, technology choices, challenges faced, and future development opportunities for the project.</w:t>
+        <w:t>My Chess Stats is a web application designed to help chess players track, analyze, and visualize their games from Chess.com and Lichess. The application provides secure user authentication, comprehensive game management, bulk import capabilities, and detailed statistical analysis with interactive charts. This report outlines the key design decisions, technology choices, challenges faced, and future development opportunities for the project.</w:t>
       </w:r>
     </w:p>
     <w:p/>
@@ -2742,43 +2849,27 @@
       <w:pPr>
         <w:pStyle w:val="Heading1"/>
       </w:pPr>
-      <w:bookmarkStart w:id="1" w:name="_Toc224508593"/>
+      <w:bookmarkStart w:id="3" w:name="_Toc224589297"/>
       <w:r>
         <w:t>Technology stack justification</w:t>
       </w:r>
-      <w:bookmarkEnd w:id="1"/>
+      <w:bookmarkEnd w:id="3"/>
     </w:p>
     <w:p/>
     <w:p>
       <w:pPr>
         <w:pStyle w:val="Heading2"/>
       </w:pPr>
-      <w:bookmarkStart w:id="2" w:name="_Toc224508594"/>
+      <w:bookmarkStart w:id="4" w:name="_Toc224589298"/>
       <w:r>
         <w:t>Django</w:t>
       </w:r>
-      <w:bookmarkEnd w:id="2"/>
+      <w:bookmarkEnd w:id="4"/>
     </w:p>
     <w:p/>
     <w:p>
       <w:r>
-        <w:t xml:space="preserve">I chose Django because of I had already worked with this framework in the past; I helped create the frontend for a book reading habits app (available on my </w:t>
-      </w:r>
-      <w:proofErr w:type="spellStart"/>
-      <w:r>
-        <w:t>github</w:t>
-      </w:r>
-      <w:proofErr w:type="spellEnd"/>
-      <w:r>
-        <w:t xml:space="preserve"> as </w:t>
-      </w:r>
-      <w:proofErr w:type="spellStart"/>
-      <w:r>
-        <w:t>BookTracker</w:t>
-      </w:r>
-      <w:proofErr w:type="spellEnd"/>
-      <w:r>
-        <w:t>). This module also taught us some Django, so I felt it was the natural choice. There are also a few technical reasons:</w:t>
+        <w:t>I chose Django because of I had already worked with this framework in the past; I helped create the frontend for a book reading habits app (available on my github as BookTracker). This module also taught us some Django, so I felt it was the natural choice. There are also a few technical reasons:</w:t>
       </w:r>
     </w:p>
     <w:p>
@@ -2843,11 +2934,11 @@
       <w:pPr>
         <w:pStyle w:val="Heading2"/>
       </w:pPr>
-      <w:bookmarkStart w:id="3" w:name="_Toc224508595"/>
+      <w:bookmarkStart w:id="5" w:name="_Toc224589299"/>
       <w:r>
         <w:t>Django REST Framework</w:t>
       </w:r>
-      <w:bookmarkEnd w:id="3"/>
+      <w:bookmarkEnd w:id="5"/>
     </w:p>
     <w:p>
       <w:pPr>
@@ -2903,47 +2994,11 @@
           <w:lang w:val="en-US"/>
         </w:rPr>
       </w:pPr>
-      <w:proofErr w:type="spellStart"/>
-      <w:r>
-        <w:rPr>
-          <w:lang w:val="en-US"/>
-        </w:rPr>
-        <w:t>ViewSets</w:t>
-      </w:r>
-      <w:proofErr w:type="spellEnd"/>
-      <w:r>
-        <w:rPr>
-          <w:lang w:val="en-US"/>
-        </w:rPr>
-        <w:t xml:space="preserve"> and Routers: The </w:t>
-      </w:r>
-      <w:proofErr w:type="spellStart"/>
-      <w:r>
-        <w:rPr>
-          <w:lang w:val="en-US"/>
-        </w:rPr>
-        <w:t>ViewSet</w:t>
-      </w:r>
-      <w:proofErr w:type="spellEnd"/>
-      <w:r>
-        <w:rPr>
-          <w:lang w:val="en-US"/>
-        </w:rPr>
-        <w:t xml:space="preserve"> class with </w:t>
-      </w:r>
-      <w:proofErr w:type="spellStart"/>
-      <w:r>
-        <w:rPr>
-          <w:lang w:val="en-US"/>
-        </w:rPr>
-        <w:t>DefaultRouter</w:t>
-      </w:r>
-      <w:proofErr w:type="spellEnd"/>
-      <w:r>
-        <w:rPr>
-          <w:lang w:val="en-US"/>
-        </w:rPr>
-        <w:t xml:space="preserve"> allowed me to create RESTful endpoints with minimal code while maintaining consistency.</w:t>
+      <w:r>
+        <w:rPr>
+          <w:lang w:val="en-US"/>
+        </w:rPr>
+        <w:t>ViewSets and Routers: The ViewSet class with DefaultRouter allowed me to create RESTful endpoints with minimal code while maintaining consistency.</w:t>
       </w:r>
     </w:p>
     <w:p>
@@ -2960,6 +3015,7 @@
         <w:rPr>
           <w:lang w:val="en-US"/>
         </w:rPr>
+        <w:lastRenderedPageBreak/>
         <w:t>Serialization: DRF's serializer system provides robust validation and transformation of complex data types.</w:t>
       </w:r>
     </w:p>
@@ -2994,21 +3050,7 @@
         <w:rPr>
           <w:lang w:val="en-US"/>
         </w:rPr>
-        <w:t xml:space="preserve">Custom Actions: The ability to add custom actions (like /import/ and /stats/) to </w:t>
-      </w:r>
-      <w:proofErr w:type="spellStart"/>
-      <w:r>
-        <w:rPr>
-          <w:lang w:val="en-US"/>
-        </w:rPr>
-        <w:t>ViewSets</w:t>
-      </w:r>
-      <w:proofErr w:type="spellEnd"/>
-      <w:r>
-        <w:rPr>
-          <w:lang w:val="en-US"/>
-        </w:rPr>
-        <w:t xml:space="preserve"> kept the code organized.</w:t>
+        <w:t>Custom Actions: The ability to add custom actions (like /import/ and /stats/) to ViewSets kept the code organized.</w:t>
       </w:r>
     </w:p>
     <w:p>
@@ -3022,30 +3064,29 @@
       <w:pPr>
         <w:pStyle w:val="Heading2"/>
       </w:pPr>
-      <w:bookmarkStart w:id="4" w:name="_Toc224508596"/>
+      <w:bookmarkStart w:id="6" w:name="_Toc224589300"/>
       <w:r>
         <w:t>SQLite</w:t>
       </w:r>
-      <w:bookmarkEnd w:id="4"/>
-    </w:p>
-    <w:p>
-      <w:pPr>
-        <w:rPr>
-          <w:lang w:val="en-US"/>
-        </w:rPr>
-      </w:pPr>
-    </w:p>
-    <w:p>
-      <w:pPr>
-        <w:rPr>
-          <w:lang w:val="en-US"/>
-        </w:rPr>
-      </w:pPr>
-      <w:r>
-        <w:rPr>
-          <w:lang w:val="en-US"/>
-        </w:rPr>
-        <w:lastRenderedPageBreak/>
+      <w:bookmarkEnd w:id="6"/>
+    </w:p>
+    <w:p>
+      <w:pPr>
+        <w:rPr>
+          <w:lang w:val="en-US"/>
+        </w:rPr>
+      </w:pPr>
+    </w:p>
+    <w:p>
+      <w:pPr>
+        <w:rPr>
+          <w:lang w:val="en-US"/>
+        </w:rPr>
+      </w:pPr>
+      <w:r>
+        <w:rPr>
+          <w:lang w:val="en-US"/>
+        </w:rPr>
         <w:t xml:space="preserve">This is the included database in Django and since this is a simple project, I felt that I did not need anything more robust. </w:t>
       </w:r>
     </w:p>
@@ -3111,11 +3152,11 @@
       <w:pPr>
         <w:pStyle w:val="Heading2"/>
       </w:pPr>
-      <w:bookmarkStart w:id="5" w:name="_Toc224508597"/>
+      <w:bookmarkStart w:id="7" w:name="_Toc224589301"/>
       <w:r>
         <w:t>Bootstrap 5</w:t>
       </w:r>
-      <w:bookmarkEnd w:id="5"/>
+      <w:bookmarkEnd w:id="7"/>
     </w:p>
     <w:p>
       <w:pPr>
@@ -3199,11 +3240,11 @@
       <w:pPr>
         <w:pStyle w:val="Heading2"/>
       </w:pPr>
-      <w:bookmarkStart w:id="6" w:name="_Toc224508598"/>
+      <w:bookmarkStart w:id="8" w:name="_Toc224589302"/>
       <w:r>
         <w:t>Python-Chess</w:t>
       </w:r>
-      <w:bookmarkEnd w:id="6"/>
+      <w:bookmarkEnd w:id="8"/>
     </w:p>
     <w:p>
       <w:pPr>
@@ -3242,11 +3283,11 @@
       <w:pPr>
         <w:pStyle w:val="Heading2"/>
       </w:pPr>
-      <w:bookmarkStart w:id="7" w:name="_Toc224508599"/>
+      <w:bookmarkStart w:id="9" w:name="_Toc224589303"/>
       <w:r>
         <w:t>Chart.js</w:t>
       </w:r>
-      <w:bookmarkEnd w:id="7"/>
+      <w:bookmarkEnd w:id="9"/>
     </w:p>
     <w:p>
       <w:pPr>
@@ -3382,7 +3423,7 @@
           <w:lang w:val="en-US"/>
         </w:rPr>
       </w:pPr>
-      <w:bookmarkStart w:id="8" w:name="_Toc224508600"/>
+      <w:bookmarkStart w:id="10" w:name="_Toc224589304"/>
       <w:r>
         <w:rPr>
           <w:lang w:val="en-US"/>
@@ -3390,7 +3431,7 @@
         <w:lastRenderedPageBreak/>
         <w:t>System architecture</w:t>
       </w:r>
-      <w:bookmarkEnd w:id="8"/>
+      <w:bookmarkEnd w:id="10"/>
     </w:p>
     <w:p>
       <w:pPr>
@@ -3418,58 +3459,44 @@
       <w:pPr>
         <w:pStyle w:val="Heading1"/>
       </w:pPr>
-      <w:bookmarkStart w:id="9" w:name="_Toc224508601"/>
+      <w:bookmarkStart w:id="11" w:name="_Toc224589305"/>
       <w:r>
         <w:t>Challenges and solutions</w:t>
       </w:r>
-      <w:bookmarkEnd w:id="9"/>
+      <w:bookmarkEnd w:id="11"/>
     </w:p>
     <w:p/>
     <w:p>
       <w:pPr>
         <w:pStyle w:val="Heading2"/>
       </w:pPr>
-      <w:bookmarkStart w:id="10" w:name="_Toc224508602"/>
+      <w:bookmarkStart w:id="12" w:name="_Toc224589306"/>
       <w:r>
         <w:t xml:space="preserve">Challenge: </w:t>
       </w:r>
       <w:r>
         <w:t>User Assignment in Imports</w:t>
       </w:r>
-      <w:bookmarkEnd w:id="10"/>
-    </w:p>
-    <w:p>
-      <w:pPr>
-        <w:rPr>
-          <w:lang w:val="en-US"/>
-        </w:rPr>
-      </w:pPr>
-    </w:p>
-    <w:p>
-      <w:pPr>
-        <w:rPr>
-          <w:lang w:val="en-US"/>
-        </w:rPr>
-      </w:pPr>
-      <w:r>
-        <w:rPr>
-          <w:lang w:val="en-US"/>
-        </w:rPr>
-        <w:t>Problem: Despite setting the user in the view, some imported games were created with </w:t>
-      </w:r>
-      <w:proofErr w:type="spellStart"/>
-      <w:r>
-        <w:rPr>
-          <w:lang w:val="en-US"/>
-        </w:rPr>
-        <w:t>user_id</w:t>
-      </w:r>
-      <w:proofErr w:type="spellEnd"/>
-      <w:r>
-        <w:rPr>
-          <w:lang w:val="en-US"/>
-        </w:rPr>
-        <w:t xml:space="preserve"> = NULL.</w:t>
+      <w:bookmarkEnd w:id="12"/>
+    </w:p>
+    <w:p>
+      <w:pPr>
+        <w:rPr>
+          <w:lang w:val="en-US"/>
+        </w:rPr>
+      </w:pPr>
+    </w:p>
+    <w:p>
+      <w:pPr>
+        <w:rPr>
+          <w:lang w:val="en-US"/>
+        </w:rPr>
+      </w:pPr>
+      <w:r>
+        <w:rPr>
+          <w:lang w:val="en-US"/>
+        </w:rPr>
+        <w:t>Problem: Despite setting the user in the view, some imported games were created with user_id = NULL.</w:t>
       </w:r>
     </w:p>
     <w:p>
@@ -3561,8 +3588,6 @@
         </w:rPr>
         <w:t xml:space="preserve"> </w:t>
       </w:r>
-      <w:proofErr w:type="spellStart"/>
-      <w:proofErr w:type="gramStart"/>
       <w:r>
         <w:rPr>
           <w:rFonts w:ascii="Consolas" w:hAnsi="Consolas" w:cs="Times New Roman"/>
@@ -3593,8 +3618,6 @@
         </w:rPr>
         <w:t>ForeignKey</w:t>
       </w:r>
-      <w:proofErr w:type="spellEnd"/>
-      <w:proofErr w:type="gramEnd"/>
       <w:r>
         <w:rPr>
           <w:rFonts w:ascii="Consolas" w:hAnsi="Consolas" w:cs="Times New Roman"/>
@@ -3629,8 +3652,6 @@
         </w:rPr>
         <w:t xml:space="preserve">        </w:t>
       </w:r>
-      <w:proofErr w:type="spellStart"/>
-      <w:proofErr w:type="gramStart"/>
       <w:r>
         <w:rPr>
           <w:rFonts w:ascii="Consolas" w:hAnsi="Consolas" w:cs="Times New Roman"/>
@@ -3649,10 +3670,14 @@
           <w:szCs w:val="21"/>
           <w:lang w:val="en-US" w:eastAsia="es-MX"/>
         </w:rPr>
-        <w:t>.AUTH</w:t>
-      </w:r>
-      <w:proofErr w:type="gramEnd"/>
-      <w:r>
+        <w:t>.AUTH_USER_MODEL,</w:t>
+      </w:r>
+    </w:p>
+    <w:p>
+      <w:pPr>
+        <w:shd w:val="clear" w:color="auto" w:fill="1F1F1F"/>
+        <w:spacing w:line="285" w:lineRule="atLeast"/>
+        <w:jc w:val="left"/>
         <w:rPr>
           <w:rFonts w:ascii="Consolas" w:hAnsi="Consolas" w:cs="Times New Roman"/>
           <w:color w:val="CCCCCC"/>
@@ -3660,9 +3685,7 @@
           <w:szCs w:val="21"/>
           <w:lang w:val="en-US" w:eastAsia="es-MX"/>
         </w:rPr>
-        <w:t>_USER_MODEL</w:t>
-      </w:r>
-      <w:proofErr w:type="spellEnd"/>
+      </w:pPr>
       <w:r>
         <w:rPr>
           <w:rFonts w:ascii="Consolas" w:hAnsi="Consolas" w:cs="Times New Roman"/>
@@ -3671,14 +3694,39 @@
           <w:szCs w:val="21"/>
           <w:lang w:val="en-US" w:eastAsia="es-MX"/>
         </w:rPr>
-        <w:t>,</w:t>
-      </w:r>
-    </w:p>
-    <w:p>
-      <w:pPr>
-        <w:shd w:val="clear" w:color="auto" w:fill="1F1F1F"/>
-        <w:spacing w:line="285" w:lineRule="atLeast"/>
-        <w:jc w:val="left"/>
+        <w:t xml:space="preserve">        </w:t>
+      </w:r>
+      <w:r>
+        <w:rPr>
+          <w:rFonts w:ascii="Consolas" w:hAnsi="Consolas" w:cs="Times New Roman"/>
+          <w:color w:val="9CDCFE"/>
+          <w:sz w:val="21"/>
+          <w:szCs w:val="21"/>
+          <w:lang w:val="en-US" w:eastAsia="es-MX"/>
+        </w:rPr>
+        <w:t>on_delete</w:t>
+      </w:r>
+      <w:r>
+        <w:rPr>
+          <w:rFonts w:ascii="Consolas" w:hAnsi="Consolas" w:cs="Times New Roman"/>
+          <w:color w:val="D4D4D4"/>
+          <w:sz w:val="21"/>
+          <w:szCs w:val="21"/>
+          <w:lang w:val="en-US" w:eastAsia="es-MX"/>
+        </w:rPr>
+        <w:t>=</w:t>
+      </w:r>
+      <w:r>
+        <w:rPr>
+          <w:rFonts w:ascii="Consolas" w:hAnsi="Consolas" w:cs="Times New Roman"/>
+          <w:color w:val="4EC9B0"/>
+          <w:sz w:val="21"/>
+          <w:szCs w:val="21"/>
+          <w:lang w:val="en-US" w:eastAsia="es-MX"/>
+        </w:rPr>
+        <w:t>models</w:t>
+      </w:r>
+      <w:r>
         <w:rPr>
           <w:rFonts w:ascii="Consolas" w:hAnsi="Consolas" w:cs="Times New Roman"/>
           <w:color w:val="CCCCCC"/>
@@ -3686,7 +3734,18 @@
           <w:szCs w:val="21"/>
           <w:lang w:val="en-US" w:eastAsia="es-MX"/>
         </w:rPr>
-      </w:pPr>
+        <w:t>.</w:t>
+      </w:r>
+      <w:r>
+        <w:rPr>
+          <w:rFonts w:ascii="Consolas" w:hAnsi="Consolas" w:cs="Times New Roman"/>
+          <w:color w:val="DCDCAA"/>
+          <w:sz w:val="21"/>
+          <w:szCs w:val="21"/>
+          <w:lang w:val="en-US" w:eastAsia="es-MX"/>
+        </w:rPr>
+        <w:t>CASCADE</w:t>
+      </w:r>
       <w:r>
         <w:rPr>
           <w:rFonts w:ascii="Consolas" w:hAnsi="Consolas" w:cs="Times New Roman"/>
@@ -3695,9 +3754,32 @@
           <w:szCs w:val="21"/>
           <w:lang w:val="en-US" w:eastAsia="es-MX"/>
         </w:rPr>
+        <w:t>,</w:t>
+      </w:r>
+    </w:p>
+    <w:p>
+      <w:pPr>
+        <w:shd w:val="clear" w:color="auto" w:fill="1F1F1F"/>
+        <w:spacing w:line="285" w:lineRule="atLeast"/>
+        <w:jc w:val="left"/>
+        <w:rPr>
+          <w:rFonts w:ascii="Consolas" w:hAnsi="Consolas" w:cs="Times New Roman"/>
+          <w:color w:val="CCCCCC"/>
+          <w:sz w:val="21"/>
+          <w:szCs w:val="21"/>
+          <w:lang w:val="en-US" w:eastAsia="es-MX"/>
+        </w:rPr>
+      </w:pPr>
+      <w:r>
+        <w:rPr>
+          <w:rFonts w:ascii="Consolas" w:hAnsi="Consolas" w:cs="Times New Roman"/>
+          <w:color w:val="CCCCCC"/>
+          <w:sz w:val="21"/>
+          <w:szCs w:val="21"/>
+          <w:lang w:val="en-US" w:eastAsia="es-MX"/>
+        </w:rPr>
         <w:t xml:space="preserve">        </w:t>
       </w:r>
-      <w:proofErr w:type="spellStart"/>
       <w:r>
         <w:rPr>
           <w:rFonts w:ascii="Consolas" w:hAnsi="Consolas" w:cs="Times New Roman"/>
@@ -3706,9 +3788,8 @@
           <w:szCs w:val="21"/>
           <w:lang w:val="en-US" w:eastAsia="es-MX"/>
         </w:rPr>
-        <w:t>on_delete</w:t>
-      </w:r>
-      <w:proofErr w:type="spellEnd"/>
+        <w:t>related_name</w:t>
+      </w:r>
       <w:r>
         <w:rPr>
           <w:rFonts w:ascii="Consolas" w:hAnsi="Consolas" w:cs="Times New Roman"/>
@@ -3719,17 +3800,15 @@
         </w:rPr>
         <w:t>=</w:t>
       </w:r>
-      <w:proofErr w:type="spellStart"/>
-      <w:proofErr w:type="gramStart"/>
       <w:r>
         <w:rPr>
           <w:rFonts w:ascii="Consolas" w:hAnsi="Consolas" w:cs="Times New Roman"/>
-          <w:color w:val="4EC9B0"/>
+          <w:color w:val="CE9178"/>
           <w:sz w:val="21"/>
           <w:szCs w:val="21"/>
           <w:lang w:val="en-US" w:eastAsia="es-MX"/>
         </w:rPr>
-        <w:t>models</w:t>
+        <w:t>'chess_games'</w:t>
       </w:r>
       <w:r>
         <w:rPr>
@@ -3739,21 +3818,14 @@
           <w:szCs w:val="21"/>
           <w:lang w:val="en-US" w:eastAsia="es-MX"/>
         </w:rPr>
-        <w:t>.</w:t>
-      </w:r>
-      <w:r>
-        <w:rPr>
-          <w:rFonts w:ascii="Consolas" w:hAnsi="Consolas" w:cs="Times New Roman"/>
-          <w:color w:val="DCDCAA"/>
-          <w:sz w:val="21"/>
-          <w:szCs w:val="21"/>
-          <w:lang w:val="en-US" w:eastAsia="es-MX"/>
-        </w:rPr>
-        <w:t>CASCADE</w:t>
-      </w:r>
-      <w:proofErr w:type="spellEnd"/>
-      <w:proofErr w:type="gramEnd"/>
-      <w:r>
+        <w:t>,</w:t>
+      </w:r>
+    </w:p>
+    <w:p>
+      <w:pPr>
+        <w:shd w:val="clear" w:color="auto" w:fill="1F1F1F"/>
+        <w:spacing w:line="285" w:lineRule="atLeast"/>
+        <w:jc w:val="left"/>
         <w:rPr>
           <w:rFonts w:ascii="Consolas" w:hAnsi="Consolas" w:cs="Times New Roman"/>
           <w:color w:val="CCCCCC"/>
@@ -3761,14 +3833,8 @@
           <w:szCs w:val="21"/>
           <w:lang w:val="en-US" w:eastAsia="es-MX"/>
         </w:rPr>
-        <w:t>,</w:t>
-      </w:r>
-    </w:p>
-    <w:p>
-      <w:pPr>
-        <w:shd w:val="clear" w:color="auto" w:fill="1F1F1F"/>
-        <w:spacing w:line="285" w:lineRule="atLeast"/>
-        <w:jc w:val="left"/>
+      </w:pPr>
+      <w:r>
         <w:rPr>
           <w:rFonts w:ascii="Consolas" w:hAnsi="Consolas" w:cs="Times New Roman"/>
           <w:color w:val="CCCCCC"/>
@@ -3776,7 +3842,38 @@
           <w:szCs w:val="21"/>
           <w:lang w:val="en-US" w:eastAsia="es-MX"/>
         </w:rPr>
-      </w:pPr>
+        <w:t xml:space="preserve">        </w:t>
+      </w:r>
+      <w:r>
+        <w:rPr>
+          <w:rFonts w:ascii="Consolas" w:hAnsi="Consolas" w:cs="Times New Roman"/>
+          <w:color w:val="9CDCFE"/>
+          <w:sz w:val="21"/>
+          <w:szCs w:val="21"/>
+          <w:lang w:val="en-US" w:eastAsia="es-MX"/>
+        </w:rPr>
+        <w:t>null</w:t>
+      </w:r>
+      <w:r>
+        <w:rPr>
+          <w:rFonts w:ascii="Consolas" w:hAnsi="Consolas" w:cs="Times New Roman"/>
+          <w:color w:val="D4D4D4"/>
+          <w:sz w:val="21"/>
+          <w:szCs w:val="21"/>
+          <w:lang w:val="en-US" w:eastAsia="es-MX"/>
+        </w:rPr>
+        <w:t>=</w:t>
+      </w:r>
+      <w:r>
+        <w:rPr>
+          <w:rFonts w:ascii="Consolas" w:hAnsi="Consolas" w:cs="Times New Roman"/>
+          <w:color w:val="569CD6"/>
+          <w:sz w:val="21"/>
+          <w:szCs w:val="21"/>
+          <w:lang w:val="en-US" w:eastAsia="es-MX"/>
+        </w:rPr>
+        <w:t>False</w:t>
+      </w:r>
       <w:r>
         <w:rPr>
           <w:rFonts w:ascii="Consolas" w:hAnsi="Consolas" w:cs="Times New Roman"/>
@@ -3785,9 +3882,42 @@
           <w:szCs w:val="21"/>
           <w:lang w:val="en-US" w:eastAsia="es-MX"/>
         </w:rPr>
+        <w:t>,  </w:t>
+      </w:r>
+      <w:r>
+        <w:rPr>
+          <w:rFonts w:ascii="Consolas" w:hAnsi="Consolas" w:cs="Times New Roman"/>
+          <w:color w:val="6A9955"/>
+          <w:sz w:val="21"/>
+          <w:szCs w:val="21"/>
+          <w:lang w:val="en-US" w:eastAsia="es-MX"/>
+        </w:rPr>
+        <w:t>#this was set to true</w:t>
+      </w:r>
+    </w:p>
+    <w:p>
+      <w:pPr>
+        <w:shd w:val="clear" w:color="auto" w:fill="1F1F1F"/>
+        <w:spacing w:line="285" w:lineRule="atLeast"/>
+        <w:jc w:val="left"/>
+        <w:rPr>
+          <w:rFonts w:ascii="Consolas" w:hAnsi="Consolas" w:cs="Times New Roman"/>
+          <w:color w:val="CCCCCC"/>
+          <w:sz w:val="21"/>
+          <w:szCs w:val="21"/>
+          <w:lang w:val="en-US" w:eastAsia="es-MX"/>
+        </w:rPr>
+      </w:pPr>
+      <w:r>
+        <w:rPr>
+          <w:rFonts w:ascii="Consolas" w:hAnsi="Consolas" w:cs="Times New Roman"/>
+          <w:color w:val="CCCCCC"/>
+          <w:sz w:val="21"/>
+          <w:szCs w:val="21"/>
+          <w:lang w:val="en-US" w:eastAsia="es-MX"/>
+        </w:rPr>
         <w:t xml:space="preserve">        </w:t>
       </w:r>
-      <w:proofErr w:type="spellStart"/>
       <w:r>
         <w:rPr>
           <w:rFonts w:ascii="Consolas" w:hAnsi="Consolas" w:cs="Times New Roman"/>
@@ -3796,9 +3926,8 @@
           <w:szCs w:val="21"/>
           <w:lang w:val="en-US" w:eastAsia="es-MX"/>
         </w:rPr>
-        <w:t>related_name</w:t>
-      </w:r>
-      <w:proofErr w:type="spellEnd"/>
+        <w:t>blank</w:t>
+      </w:r>
       <w:r>
         <w:rPr>
           <w:rFonts w:ascii="Consolas" w:hAnsi="Consolas" w:cs="Times New Roman"/>
@@ -3812,34 +3941,12 @@
       <w:r>
         <w:rPr>
           <w:rFonts w:ascii="Consolas" w:hAnsi="Consolas" w:cs="Times New Roman"/>
-          <w:color w:val="CE9178"/>
+          <w:color w:val="569CD6"/>
           <w:sz w:val="21"/>
           <w:szCs w:val="21"/>
           <w:lang w:val="en-US" w:eastAsia="es-MX"/>
         </w:rPr>
-        <w:t>'</w:t>
-      </w:r>
-      <w:proofErr w:type="spellStart"/>
-      <w:r>
-        <w:rPr>
-          <w:rFonts w:ascii="Consolas" w:hAnsi="Consolas" w:cs="Times New Roman"/>
-          <w:color w:val="CE9178"/>
-          <w:sz w:val="21"/>
-          <w:szCs w:val="21"/>
-          <w:lang w:val="en-US" w:eastAsia="es-MX"/>
-        </w:rPr>
-        <w:t>chess_games</w:t>
-      </w:r>
-      <w:proofErr w:type="spellEnd"/>
-      <w:r>
-        <w:rPr>
-          <w:rFonts w:ascii="Consolas" w:hAnsi="Consolas" w:cs="Times New Roman"/>
-          <w:color w:val="CE9178"/>
-          <w:sz w:val="21"/>
-          <w:szCs w:val="21"/>
-          <w:lang w:val="en-US" w:eastAsia="es-MX"/>
-        </w:rPr>
-        <w:t>'</w:t>
+        <w:t>False</w:t>
       </w:r>
       <w:r>
         <w:rPr>
@@ -3883,7 +3990,7 @@
           <w:szCs w:val="21"/>
           <w:lang w:val="en-US" w:eastAsia="es-MX"/>
         </w:rPr>
-        <w:t>null</w:t>
+        <w:t>db_index</w:t>
       </w:r>
       <w:r>
         <w:rPr>
@@ -3895,7 +4002,6 @@
         </w:rPr>
         <w:t>=</w:t>
       </w:r>
-      <w:proofErr w:type="gramStart"/>
       <w:r>
         <w:rPr>
           <w:rFonts w:ascii="Consolas" w:hAnsi="Consolas" w:cs="Times New Roman"/>
@@ -3904,9 +4010,14 @@
           <w:szCs w:val="21"/>
           <w:lang w:val="en-US" w:eastAsia="es-MX"/>
         </w:rPr>
-        <w:t>False</w:t>
-      </w:r>
-      <w:r>
+        <w:t>True</w:t>
+      </w:r>
+    </w:p>
+    <w:p>
+      <w:pPr>
+        <w:shd w:val="clear" w:color="auto" w:fill="1F1F1F"/>
+        <w:spacing w:line="285" w:lineRule="atLeast"/>
+        <w:jc w:val="left"/>
         <w:rPr>
           <w:rFonts w:ascii="Consolas" w:hAnsi="Consolas" w:cs="Times New Roman"/>
           <w:color w:val="CCCCCC"/>
@@ -3914,35 +4025,8 @@
           <w:szCs w:val="21"/>
           <w:lang w:val="en-US" w:eastAsia="es-MX"/>
         </w:rPr>
-        <w:t>,  </w:t>
-      </w:r>
-      <w:r>
-        <w:rPr>
-          <w:rFonts w:ascii="Consolas" w:hAnsi="Consolas" w:cs="Times New Roman"/>
-          <w:color w:val="6A9955"/>
-          <w:sz w:val="21"/>
-          <w:szCs w:val="21"/>
-          <w:lang w:val="en-US" w:eastAsia="es-MX"/>
-        </w:rPr>
-        <w:t>#</w:t>
-      </w:r>
-      <w:proofErr w:type="gramEnd"/>
-      <w:r>
-        <w:rPr>
-          <w:rFonts w:ascii="Consolas" w:hAnsi="Consolas" w:cs="Times New Roman"/>
-          <w:color w:val="6A9955"/>
-          <w:sz w:val="21"/>
-          <w:szCs w:val="21"/>
-          <w:lang w:val="en-US" w:eastAsia="es-MX"/>
-        </w:rPr>
-        <w:t>this was set to true</w:t>
-      </w:r>
-    </w:p>
-    <w:p>
-      <w:pPr>
-        <w:shd w:val="clear" w:color="auto" w:fill="1F1F1F"/>
-        <w:spacing w:line="285" w:lineRule="atLeast"/>
-        <w:jc w:val="left"/>
+      </w:pPr>
+      <w:r>
         <w:rPr>
           <w:rFonts w:ascii="Consolas" w:hAnsi="Consolas" w:cs="Times New Roman"/>
           <w:color w:val="CCCCCC"/>
@@ -3950,135 +4034,6 @@
           <w:szCs w:val="21"/>
           <w:lang w:val="en-US" w:eastAsia="es-MX"/>
         </w:rPr>
-      </w:pPr>
-      <w:r>
-        <w:rPr>
-          <w:rFonts w:ascii="Consolas" w:hAnsi="Consolas" w:cs="Times New Roman"/>
-          <w:color w:val="CCCCCC"/>
-          <w:sz w:val="21"/>
-          <w:szCs w:val="21"/>
-          <w:lang w:val="en-US" w:eastAsia="es-MX"/>
-        </w:rPr>
-        <w:t xml:space="preserve">        </w:t>
-      </w:r>
-      <w:r>
-        <w:rPr>
-          <w:rFonts w:ascii="Consolas" w:hAnsi="Consolas" w:cs="Times New Roman"/>
-          <w:color w:val="9CDCFE"/>
-          <w:sz w:val="21"/>
-          <w:szCs w:val="21"/>
-          <w:lang w:val="en-US" w:eastAsia="es-MX"/>
-        </w:rPr>
-        <w:t>blank</w:t>
-      </w:r>
-      <w:r>
-        <w:rPr>
-          <w:rFonts w:ascii="Consolas" w:hAnsi="Consolas" w:cs="Times New Roman"/>
-          <w:color w:val="D4D4D4"/>
-          <w:sz w:val="21"/>
-          <w:szCs w:val="21"/>
-          <w:lang w:val="en-US" w:eastAsia="es-MX"/>
-        </w:rPr>
-        <w:t>=</w:t>
-      </w:r>
-      <w:r>
-        <w:rPr>
-          <w:rFonts w:ascii="Consolas" w:hAnsi="Consolas" w:cs="Times New Roman"/>
-          <w:color w:val="569CD6"/>
-          <w:sz w:val="21"/>
-          <w:szCs w:val="21"/>
-          <w:lang w:val="en-US" w:eastAsia="es-MX"/>
-        </w:rPr>
-        <w:t>False</w:t>
-      </w:r>
-      <w:r>
-        <w:rPr>
-          <w:rFonts w:ascii="Consolas" w:hAnsi="Consolas" w:cs="Times New Roman"/>
-          <w:color w:val="CCCCCC"/>
-          <w:sz w:val="21"/>
-          <w:szCs w:val="21"/>
-          <w:lang w:val="en-US" w:eastAsia="es-MX"/>
-        </w:rPr>
-        <w:t>,</w:t>
-      </w:r>
-    </w:p>
-    <w:p>
-      <w:pPr>
-        <w:shd w:val="clear" w:color="auto" w:fill="1F1F1F"/>
-        <w:spacing w:line="285" w:lineRule="atLeast"/>
-        <w:jc w:val="left"/>
-        <w:rPr>
-          <w:rFonts w:ascii="Consolas" w:hAnsi="Consolas" w:cs="Times New Roman"/>
-          <w:color w:val="CCCCCC"/>
-          <w:sz w:val="21"/>
-          <w:szCs w:val="21"/>
-          <w:lang w:val="en-US" w:eastAsia="es-MX"/>
-        </w:rPr>
-      </w:pPr>
-      <w:r>
-        <w:rPr>
-          <w:rFonts w:ascii="Consolas" w:hAnsi="Consolas" w:cs="Times New Roman"/>
-          <w:color w:val="CCCCCC"/>
-          <w:sz w:val="21"/>
-          <w:szCs w:val="21"/>
-          <w:lang w:val="en-US" w:eastAsia="es-MX"/>
-        </w:rPr>
-        <w:t xml:space="preserve">        </w:t>
-      </w:r>
-      <w:proofErr w:type="spellStart"/>
-      <w:r>
-        <w:rPr>
-          <w:rFonts w:ascii="Consolas" w:hAnsi="Consolas" w:cs="Times New Roman"/>
-          <w:color w:val="9CDCFE"/>
-          <w:sz w:val="21"/>
-          <w:szCs w:val="21"/>
-          <w:lang w:val="en-US" w:eastAsia="es-MX"/>
-        </w:rPr>
-        <w:t>db_index</w:t>
-      </w:r>
-      <w:proofErr w:type="spellEnd"/>
-      <w:r>
-        <w:rPr>
-          <w:rFonts w:ascii="Consolas" w:hAnsi="Consolas" w:cs="Times New Roman"/>
-          <w:color w:val="D4D4D4"/>
-          <w:sz w:val="21"/>
-          <w:szCs w:val="21"/>
-          <w:lang w:val="en-US" w:eastAsia="es-MX"/>
-        </w:rPr>
-        <w:t>=</w:t>
-      </w:r>
-      <w:r>
-        <w:rPr>
-          <w:rFonts w:ascii="Consolas" w:hAnsi="Consolas" w:cs="Times New Roman"/>
-          <w:color w:val="569CD6"/>
-          <w:sz w:val="21"/>
-          <w:szCs w:val="21"/>
-          <w:lang w:val="en-US" w:eastAsia="es-MX"/>
-        </w:rPr>
-        <w:t>True</w:t>
-      </w:r>
-    </w:p>
-    <w:p>
-      <w:pPr>
-        <w:shd w:val="clear" w:color="auto" w:fill="1F1F1F"/>
-        <w:spacing w:line="285" w:lineRule="atLeast"/>
-        <w:jc w:val="left"/>
-        <w:rPr>
-          <w:rFonts w:ascii="Consolas" w:hAnsi="Consolas" w:cs="Times New Roman"/>
-          <w:color w:val="CCCCCC"/>
-          <w:sz w:val="21"/>
-          <w:szCs w:val="21"/>
-          <w:lang w:val="en-US" w:eastAsia="es-MX"/>
-        </w:rPr>
-      </w:pPr>
-      <w:r>
-        <w:rPr>
-          <w:rFonts w:ascii="Consolas" w:hAnsi="Consolas" w:cs="Times New Roman"/>
-          <w:color w:val="CCCCCC"/>
-          <w:sz w:val="21"/>
-          <w:szCs w:val="21"/>
-          <w:lang w:val="en-US" w:eastAsia="es-MX"/>
-        </w:rPr>
         <w:t>    )</w:t>
       </w:r>
     </w:p>
@@ -4098,24 +4053,24 @@
           <w:lang w:val="en-US"/>
         </w:rPr>
       </w:pPr>
-      <w:bookmarkStart w:id="11" w:name="_Toc224508603"/>
+      <w:bookmarkStart w:id="13" w:name="_Toc224589307"/>
       <w:r>
         <w:rPr>
           <w:lang w:val="en-US"/>
         </w:rPr>
         <w:t>Testing approach</w:t>
       </w:r>
-      <w:bookmarkEnd w:id="11"/>
+      <w:bookmarkEnd w:id="13"/>
     </w:p>
     <w:p>
       <w:pPr>
         <w:pStyle w:val="Heading2"/>
       </w:pPr>
-      <w:bookmarkStart w:id="12" w:name="_Toc224508604"/>
+      <w:bookmarkStart w:id="14" w:name="_Toc224589308"/>
       <w:r>
         <w:t>Manual Testing Strategy</w:t>
       </w:r>
-      <w:bookmarkEnd w:id="12"/>
+      <w:bookmarkEnd w:id="14"/>
     </w:p>
     <w:p>
       <w:pPr>
@@ -4152,14 +4107,14 @@
           <w:lang w:val="en-US"/>
         </w:rPr>
       </w:pPr>
-      <w:bookmarkStart w:id="13" w:name="_Toc224508607"/>
+      <w:bookmarkStart w:id="15" w:name="_Toc224589309"/>
       <w:r>
         <w:rPr>
           <w:lang w:val="en-US"/>
         </w:rPr>
         <w:t>Limitations</w:t>
       </w:r>
-      <w:bookmarkEnd w:id="13"/>
+      <w:bookmarkEnd w:id="15"/>
     </w:p>
     <w:p>
       <w:pPr>
@@ -4178,16 +4133,8 @@
         <w:rPr>
           <w:lang w:val="es-MX"/>
         </w:rPr>
-        <w:t xml:space="preserve">Current </w:t>
-      </w:r>
-      <w:proofErr w:type="spellStart"/>
-      <w:r>
-        <w:rPr>
-          <w:lang w:val="es-MX"/>
-        </w:rPr>
-        <w:t>Limitations</w:t>
-      </w:r>
-      <w:proofErr w:type="spellEnd"/>
+        <w:t>Current Limitations</w:t>
+      </w:r>
     </w:p>
     <w:p>
       <w:pPr>
@@ -4199,19 +4146,11 @@
           <w:lang w:val="es-MX"/>
         </w:rPr>
       </w:pPr>
-      <w:proofErr w:type="spellStart"/>
       <w:r>
         <w:rPr>
           <w:lang w:val="es-MX"/>
         </w:rPr>
-        <w:t>Database</w:t>
-      </w:r>
-      <w:proofErr w:type="spellEnd"/>
-      <w:r>
-        <w:rPr>
-          <w:lang w:val="es-MX"/>
-        </w:rPr>
-        <w:t xml:space="preserve"> Performance</w:t>
+        <w:t>Database Performance</w:t>
       </w:r>
     </w:p>
     <w:p>
@@ -4258,19 +4197,11 @@
           <w:lang w:val="es-MX"/>
         </w:rPr>
       </w:pPr>
-      <w:proofErr w:type="spellStart"/>
       <w:r>
         <w:rPr>
           <w:lang w:val="es-MX"/>
         </w:rPr>
-        <w:t>Import</w:t>
-      </w:r>
-      <w:proofErr w:type="spellEnd"/>
-      <w:r>
-        <w:rPr>
-          <w:lang w:val="es-MX"/>
-        </w:rPr>
-        <w:t xml:space="preserve"> Speed</w:t>
+        <w:t>Import Speed</w:t>
       </w:r>
     </w:p>
     <w:p>
@@ -4321,16 +4252,8 @@
         <w:rPr>
           <w:lang w:val="es-MX"/>
         </w:rPr>
-        <w:t xml:space="preserve">Board </w:t>
-      </w:r>
-      <w:proofErr w:type="spellStart"/>
-      <w:r>
-        <w:rPr>
-          <w:lang w:val="es-MX"/>
-        </w:rPr>
-        <w:t>Visualization</w:t>
-      </w:r>
-      <w:proofErr w:type="spellEnd"/>
+        <w:t>Board Visualization</w:t>
+      </w:r>
     </w:p>
     <w:p>
       <w:pPr>
@@ -4380,16 +4303,8 @@
         <w:rPr>
           <w:lang w:val="es-MX"/>
         </w:rPr>
-        <w:t xml:space="preserve">Mobile </w:t>
-      </w:r>
-      <w:proofErr w:type="spellStart"/>
-      <w:r>
-        <w:rPr>
-          <w:lang w:val="es-MX"/>
-        </w:rPr>
-        <w:t>Experience</w:t>
-      </w:r>
-      <w:proofErr w:type="spellEnd"/>
+        <w:t>Mobile Experience</w:t>
+      </w:r>
     </w:p>
     <w:p>
       <w:pPr>
@@ -4415,7 +4330,7 @@
           <w:lang w:val="en-US"/>
         </w:rPr>
       </w:pPr>
-      <w:bookmarkStart w:id="14" w:name="_Toc224508608"/>
+      <w:bookmarkStart w:id="16" w:name="_Toc224589310"/>
       <w:r>
         <w:rPr>
           <w:lang w:val="en-US"/>
@@ -4423,7 +4338,7 @@
         <w:lastRenderedPageBreak/>
         <w:t>Future developments</w:t>
       </w:r>
-      <w:bookmarkEnd w:id="14"/>
+      <w:bookmarkEnd w:id="16"/>
     </w:p>
     <w:p>
       <w:pPr>
@@ -4442,19 +4357,11 @@
           <w:lang w:val="es-MX"/>
         </w:rPr>
       </w:pPr>
-      <w:proofErr w:type="spellStart"/>
       <w:r>
         <w:rPr>
           <w:lang w:val="es-MX"/>
         </w:rPr>
-        <w:t>Background</w:t>
-      </w:r>
-      <w:proofErr w:type="spellEnd"/>
-      <w:r>
-        <w:rPr>
-          <w:lang w:val="es-MX"/>
-        </w:rPr>
-        <w:t xml:space="preserve"> Processing</w:t>
+        <w:t>Background Processing</w:t>
       </w:r>
     </w:p>
     <w:p>
@@ -4484,28 +4391,12 @@
           <w:lang w:val="es-MX"/>
         </w:rPr>
       </w:pPr>
-      <w:proofErr w:type="spellStart"/>
       <w:r>
         <w:rPr>
           <w:lang w:val="es-MX"/>
         </w:rPr>
-        <w:t>Enhanced</w:t>
-      </w:r>
-      <w:proofErr w:type="spellEnd"/>
-      <w:r>
-        <w:rPr>
-          <w:lang w:val="es-MX"/>
-        </w:rPr>
-        <w:t xml:space="preserve"> </w:t>
-      </w:r>
-      <w:proofErr w:type="spellStart"/>
-      <w:r>
-        <w:rPr>
-          <w:lang w:val="es-MX"/>
-        </w:rPr>
-        <w:t>Testing</w:t>
-      </w:r>
-      <w:proofErr w:type="spellEnd"/>
+        <w:t>Enhanced Testing</w:t>
+      </w:r>
     </w:p>
     <w:p>
       <w:pPr>
@@ -4572,16 +4463,8 @@
         <w:rPr>
           <w:lang w:val="es-MX"/>
         </w:rPr>
-        <w:t xml:space="preserve">Performance </w:t>
-      </w:r>
-      <w:proofErr w:type="spellStart"/>
-      <w:r>
-        <w:rPr>
-          <w:lang w:val="es-MX"/>
-        </w:rPr>
-        <w:t>Optimization</w:t>
-      </w:r>
-      <w:proofErr w:type="spellEnd"/>
+        <w:t>Performance Optimization</w:t>
+      </w:r>
     </w:p>
     <w:p>
       <w:pPr>
@@ -4614,44 +4497,8 @@
         <w:rPr>
           <w:lang w:val="es-MX"/>
         </w:rPr>
-        <w:t xml:space="preserve">Implement </w:t>
-      </w:r>
-      <w:proofErr w:type="spellStart"/>
-      <w:r>
-        <w:rPr>
-          <w:lang w:val="es-MX"/>
-        </w:rPr>
-        <w:t>caching</w:t>
-      </w:r>
-      <w:proofErr w:type="spellEnd"/>
-      <w:r>
-        <w:rPr>
-          <w:lang w:val="es-MX"/>
-        </w:rPr>
-        <w:t xml:space="preserve"> </w:t>
-      </w:r>
-      <w:proofErr w:type="spellStart"/>
-      <w:r>
-        <w:rPr>
-          <w:lang w:val="es-MX"/>
-        </w:rPr>
-        <w:t>for</w:t>
-      </w:r>
-      <w:proofErr w:type="spellEnd"/>
-      <w:r>
-        <w:rPr>
-          <w:lang w:val="es-MX"/>
-        </w:rPr>
-        <w:t xml:space="preserve"> </w:t>
-      </w:r>
-      <w:proofErr w:type="spellStart"/>
-      <w:r>
-        <w:rPr>
-          <w:lang w:val="es-MX"/>
-        </w:rPr>
-        <w:t>statistics</w:t>
-      </w:r>
-      <w:proofErr w:type="spellEnd"/>
+        <w:t>Implement caching for statistics</w:t>
+      </w:r>
     </w:p>
     <w:p>
       <w:pPr>
@@ -4663,28 +4510,12 @@
           <w:lang w:val="es-MX"/>
         </w:rPr>
       </w:pPr>
-      <w:proofErr w:type="spellStart"/>
       <w:r>
         <w:rPr>
           <w:lang w:val="es-MX"/>
         </w:rPr>
-        <w:t>Export</w:t>
-      </w:r>
-      <w:proofErr w:type="spellEnd"/>
-      <w:r>
-        <w:rPr>
-          <w:lang w:val="es-MX"/>
-        </w:rPr>
-        <w:t xml:space="preserve"> </w:t>
-      </w:r>
-      <w:proofErr w:type="spellStart"/>
-      <w:r>
-        <w:rPr>
-          <w:lang w:val="es-MX"/>
-        </w:rPr>
-        <w:t>Functionality</w:t>
-      </w:r>
-      <w:proofErr w:type="spellEnd"/>
+        <w:t>Export Functionality</w:t>
+      </w:r>
     </w:p>
     <w:p>
       <w:pPr>
@@ -4696,47 +4527,11 @@
           <w:lang w:val="es-MX"/>
         </w:rPr>
       </w:pPr>
-      <w:proofErr w:type="spellStart"/>
       <w:r>
         <w:rPr>
           <w:lang w:val="es-MX"/>
         </w:rPr>
-        <w:t>Export</w:t>
-      </w:r>
-      <w:proofErr w:type="spellEnd"/>
-      <w:r>
-        <w:rPr>
-          <w:lang w:val="es-MX"/>
-        </w:rPr>
-        <w:t xml:space="preserve"> </w:t>
-      </w:r>
-      <w:proofErr w:type="spellStart"/>
-      <w:r>
-        <w:rPr>
-          <w:lang w:val="es-MX"/>
-        </w:rPr>
-        <w:t>filtered</w:t>
-      </w:r>
-      <w:proofErr w:type="spellEnd"/>
-      <w:r>
-        <w:rPr>
-          <w:lang w:val="es-MX"/>
-        </w:rPr>
-        <w:t xml:space="preserve"> </w:t>
-      </w:r>
-      <w:proofErr w:type="spellStart"/>
-      <w:r>
-        <w:rPr>
-          <w:lang w:val="es-MX"/>
-        </w:rPr>
-        <w:t>games</w:t>
-      </w:r>
-      <w:proofErr w:type="spellEnd"/>
-      <w:r>
-        <w:rPr>
-          <w:lang w:val="es-MX"/>
-        </w:rPr>
-        <w:t xml:space="preserve"> as CSV</w:t>
+        <w:t>Export filtered games as CSV</w:t>
       </w:r>
     </w:p>
     <w:p>
@@ -4749,42 +4544,12 @@
           <w:lang w:val="es-MX"/>
         </w:rPr>
       </w:pPr>
-      <w:proofErr w:type="spellStart"/>
       <w:r>
         <w:rPr>
           <w:lang w:val="es-MX"/>
         </w:rPr>
-        <w:t>Export</w:t>
-      </w:r>
-      <w:proofErr w:type="spellEnd"/>
-      <w:r>
-        <w:rPr>
-          <w:lang w:val="es-MX"/>
-        </w:rPr>
-        <w:t xml:space="preserve"> </w:t>
-      </w:r>
-      <w:proofErr w:type="spellStart"/>
-      <w:r>
-        <w:rPr>
-          <w:lang w:val="es-MX"/>
-        </w:rPr>
-        <w:t>statistics</w:t>
-      </w:r>
-      <w:proofErr w:type="spellEnd"/>
-      <w:r>
-        <w:rPr>
-          <w:lang w:val="es-MX"/>
-        </w:rPr>
-        <w:t xml:space="preserve"> as PDF </w:t>
-      </w:r>
-      <w:proofErr w:type="spellStart"/>
-      <w:r>
-        <w:rPr>
-          <w:lang w:val="es-MX"/>
-        </w:rPr>
-        <w:t>reports</w:t>
-      </w:r>
-      <w:proofErr w:type="spellEnd"/>
+        <w:t>Export statistics as PDF reports</w:t>
+      </w:r>
     </w:p>
     <w:p>
       <w:pPr>
@@ -4796,33 +4561,11 @@
           <w:lang w:val="es-MX"/>
         </w:rPr>
       </w:pPr>
-      <w:proofErr w:type="spellStart"/>
       <w:r>
         <w:rPr>
           <w:lang w:val="es-MX"/>
         </w:rPr>
-        <w:t>Download</w:t>
-      </w:r>
-      <w:proofErr w:type="spellEnd"/>
-      <w:r>
-        <w:rPr>
-          <w:lang w:val="es-MX"/>
-        </w:rPr>
-        <w:t xml:space="preserve"> </w:t>
-      </w:r>
-      <w:proofErr w:type="spellStart"/>
-      <w:r>
-        <w:rPr>
-          <w:lang w:val="es-MX"/>
-        </w:rPr>
-        <w:t>games</w:t>
-      </w:r>
-      <w:proofErr w:type="spellEnd"/>
-      <w:r>
-        <w:rPr>
-          <w:lang w:val="es-MX"/>
-        </w:rPr>
-        <w:t xml:space="preserve"> as PGN</w:t>
+        <w:t>Download games as PGN</w:t>
       </w:r>
     </w:p>
     <w:p>
@@ -4832,14 +4575,14 @@
           <w:lang w:val="en-US"/>
         </w:rPr>
       </w:pPr>
-      <w:bookmarkStart w:id="15" w:name="_Toc224508609"/>
+      <w:bookmarkStart w:id="17" w:name="_Toc224589311"/>
       <w:r>
         <w:rPr>
           <w:lang w:val="en-US"/>
         </w:rPr>
         <w:t>Lessons learned</w:t>
       </w:r>
-      <w:bookmarkEnd w:id="15"/>
+      <w:bookmarkEnd w:id="17"/>
     </w:p>
     <w:p>
       <w:pPr>
@@ -4909,14 +4652,14 @@
           <w:lang w:val="en-US"/>
         </w:rPr>
       </w:pPr>
-      <w:bookmarkStart w:id="16" w:name="_Toc224508610"/>
+      <w:bookmarkStart w:id="18" w:name="_Toc224589312"/>
       <w:r>
         <w:rPr>
           <w:lang w:val="en-US"/>
         </w:rPr>
         <w:t>Generative AI declaration</w:t>
       </w:r>
-      <w:bookmarkEnd w:id="16"/>
+      <w:bookmarkEnd w:id="18"/>
     </w:p>
     <w:p>
       <w:pPr>
@@ -4949,23 +4692,7 @@
     <w:p/>
     <w:p>
       <w:r>
-        <w:t>I leveraged the use of AI (</w:t>
-      </w:r>
-      <w:proofErr w:type="spellStart"/>
-      <w:r>
-        <w:t>Deepseek</w:t>
-      </w:r>
-      <w:proofErr w:type="spellEnd"/>
-      <w:r>
-        <w:t xml:space="preserve">) </w:t>
-      </w:r>
-      <w:proofErr w:type="spellStart"/>
-      <w:r>
-        <w:t>throught</w:t>
-      </w:r>
-      <w:proofErr w:type="spellEnd"/>
-      <w:r>
-        <w:t xml:space="preserve"> this assignment in the following ways:</w:t>
+        <w:t>I leveraged the use of AI (Deepseek) throught this assignment in the following ways:</w:t>
       </w:r>
     </w:p>
     <w:p>
@@ -5064,7 +4791,6 @@
           <w:lang w:val="en-US"/>
         </w:rPr>
       </w:pPr>
-      <w:bookmarkStart w:id="17" w:name="_Toc224508611"/>
       <w:r>
         <w:rPr>
           <w:lang w:val="en-US"/>
@@ -5079,6 +4805,7 @@
           <w:lang w:val="en-US"/>
         </w:rPr>
       </w:pPr>
+      <w:bookmarkStart w:id="19" w:name="_Toc224589313"/>
       <w:r>
         <w:rPr>
           <w:lang w:val="en-US"/>
@@ -5092,7 +4819,7 @@
         </w:rPr>
         <w:t>onclusion</w:t>
       </w:r>
-      <w:bookmarkEnd w:id="17"/>
+      <w:bookmarkEnd w:id="19"/>
     </w:p>
     <w:p>
       <w:pPr>
@@ -5164,7 +4891,7 @@
         </w:rPr>
         <w:t>Platform Integration: Successful import from both </w:t>
       </w:r>
-      <w:hyperlink r:id="rId8" w:tgtFrame="_blank" w:history="1">
+      <w:hyperlink r:id="rId10" w:tgtFrame="_blank" w:history="1">
         <w:r>
           <w:rPr>
             <w:rStyle w:val="Hyperlink"/>
@@ -5177,16 +4904,8 @@
         <w:rPr>
           <w:lang w:val="en-US"/>
         </w:rPr>
-        <w:t xml:space="preserve"> and </w:t>
-      </w:r>
-      <w:proofErr w:type="spellStart"/>
-      <w:r>
-        <w:rPr>
-          <w:lang w:val="en-US"/>
-        </w:rPr>
-        <w:t>Lichess</w:t>
-      </w:r>
-      <w:proofErr w:type="spellEnd"/>
+        <w:t> and Lichess</w:t>
+      </w:r>
     </w:p>
     <w:p>
       <w:pPr>
@@ -5247,6 +4966,213 @@
         </w:rPr>
         <w:t>Future development will focus on performance optimization, enhanced testing, and advanced features like Stockfish integration. The foundation is solid for building a comprehensive chess analysis platform.</w:t>
       </w:r>
+    </w:p>
+    <w:p>
+      <w:pPr>
+        <w:rPr>
+          <w:lang w:val="en-US"/>
+        </w:rPr>
+      </w:pPr>
+    </w:p>
+    <w:p>
+      <w:pPr>
+        <w:pStyle w:val="Heading1"/>
+        <w:rPr>
+          <w:lang w:val="en-US"/>
+        </w:rPr>
+      </w:pPr>
+      <w:bookmarkStart w:id="20" w:name="_Toc224589314"/>
+      <w:r>
+        <w:rPr>
+          <w:lang w:val="en-US"/>
+        </w:rPr>
+        <w:t>References</w:t>
+      </w:r>
+      <w:bookmarkEnd w:id="20"/>
+    </w:p>
+    <w:p>
+      <w:pPr>
+        <w:rPr>
+          <w:lang w:val="en-US"/>
+        </w:rPr>
+      </w:pPr>
+    </w:p>
+    <w:p>
+      <w:pPr>
+        <w:pStyle w:val="NormalWeb"/>
+        <w:spacing w:before="0" w:beforeAutospacing="0" w:after="0" w:afterAutospacing="0" w:line="480" w:lineRule="auto"/>
+        <w:ind w:left="720" w:hanging="720"/>
+        <w:rPr>
+          <w:lang w:val="en-US"/>
+        </w:rPr>
+      </w:pPr>
+      <w:r>
+        <w:rPr>
+          <w:lang w:val="en-US"/>
+        </w:rPr>
+        <w:t xml:space="preserve">Contributors, M.O.J.T., and Bootstrap (no date) </w:t>
+      </w:r>
+      <w:r>
+        <w:rPr>
+          <w:i/>
+          <w:iCs/>
+          <w:lang w:val="en-US"/>
+        </w:rPr>
+        <w:t>Introduction</w:t>
+      </w:r>
+      <w:r>
+        <w:rPr>
+          <w:lang w:val="en-US"/>
+        </w:rPr>
+        <w:t xml:space="preserve">. </w:t>
+      </w:r>
+      <w:r>
+        <w:rPr>
+          <w:rStyle w:val="url"/>
+          <w:lang w:val="en-US"/>
+        </w:rPr>
+        <w:t>https://getbootstrap.com/docs/5.0/getting-started/introduction/</w:t>
+      </w:r>
+      <w:r>
+        <w:rPr>
+          <w:lang w:val="en-US"/>
+        </w:rPr>
+        <w:t>.</w:t>
+      </w:r>
+    </w:p>
+    <w:p>
+      <w:pPr>
+        <w:pStyle w:val="NormalWeb"/>
+        <w:spacing w:before="0" w:beforeAutospacing="0" w:after="0" w:afterAutospacing="0" w:line="480" w:lineRule="auto"/>
+        <w:ind w:left="720" w:hanging="720"/>
+      </w:pPr>
+      <w:r>
+        <w:rPr>
+          <w:i/>
+          <w:iCs/>
+        </w:rPr>
+        <w:t>Django documentation | Django documentation</w:t>
+      </w:r>
+      <w:r>
+        <w:t xml:space="preserve"> (no date). </w:t>
+      </w:r>
+      <w:r>
+        <w:rPr>
+          <w:rStyle w:val="url"/>
+        </w:rPr>
+        <w:t>https://docs.djangoproject.com/en/6.0/</w:t>
+      </w:r>
+      <w:r>
+        <w:t>.</w:t>
+      </w:r>
+    </w:p>
+    <w:p>
+      <w:pPr>
+        <w:pStyle w:val="NormalWeb"/>
+        <w:spacing w:before="0" w:beforeAutospacing="0" w:after="0" w:afterAutospacing="0" w:line="480" w:lineRule="auto"/>
+        <w:ind w:left="720" w:hanging="720"/>
+        <w:rPr>
+          <w:lang w:val="en-US"/>
+        </w:rPr>
+      </w:pPr>
+      <w:r>
+        <w:rPr>
+          <w:i/>
+          <w:iCs/>
+          <w:lang w:val="en-US"/>
+        </w:rPr>
+        <w:t>python-chess: a chess library for Python — python-chess 1.11.2 documentation</w:t>
+      </w:r>
+      <w:r>
+        <w:rPr>
+          <w:lang w:val="en-US"/>
+        </w:rPr>
+        <w:t xml:space="preserve"> (no date). </w:t>
+      </w:r>
+      <w:r>
+        <w:rPr>
+          <w:rStyle w:val="url"/>
+          <w:lang w:val="en-US"/>
+        </w:rPr>
+        <w:t>https://python-chess.readthedocs.io/en/latest/</w:t>
+      </w:r>
+      <w:r>
+        <w:rPr>
+          <w:lang w:val="en-US"/>
+        </w:rPr>
+        <w:t>.</w:t>
+      </w:r>
+    </w:p>
+    <w:p>
+      <w:pPr>
+        <w:pStyle w:val="NormalWeb"/>
+        <w:spacing w:before="0" w:beforeAutospacing="0" w:after="0" w:afterAutospacing="0" w:line="480" w:lineRule="auto"/>
+        <w:ind w:left="720" w:hanging="720"/>
+        <w:rPr>
+          <w:lang w:val="en-US"/>
+        </w:rPr>
+      </w:pPr>
+      <w:r>
+        <w:rPr>
+          <w:i/>
+          <w:iCs/>
+          <w:lang w:val="en-US"/>
+        </w:rPr>
+        <w:t>Quickstart - Django REST framework</w:t>
+      </w:r>
+      <w:r>
+        <w:rPr>
+          <w:lang w:val="en-US"/>
+        </w:rPr>
+        <w:t xml:space="preserve"> (no date). </w:t>
+      </w:r>
+      <w:hyperlink r:id="rId11" w:history="1">
+        <w:r>
+          <w:rPr>
+            <w:rStyle w:val="Hyperlink"/>
+            <w:lang w:val="en-US"/>
+          </w:rPr>
+          <w:t>https://www.django-rest-framework.org/tutorial/quickstart/</w:t>
+        </w:r>
+      </w:hyperlink>
+      <w:r>
+        <w:rPr>
+          <w:lang w:val="en-US"/>
+        </w:rPr>
+        <w:t>.</w:t>
+      </w:r>
+    </w:p>
+    <w:p>
+      <w:pPr>
+        <w:pStyle w:val="NormalWeb"/>
+        <w:rPr>
+          <w:lang w:val="en-US"/>
+        </w:rPr>
+      </w:pPr>
+      <w:r>
+        <w:rPr>
+          <w:i/>
+          <w:iCs/>
+          <w:lang w:val="en-US"/>
+        </w:rPr>
+        <w:t>Chart.js | chart.js</w:t>
+      </w:r>
+      <w:r>
+        <w:rPr>
+          <w:lang w:val="en-US"/>
+        </w:rPr>
+        <w:t xml:space="preserve"> (no date). https://www.chartjs.org/docs/latest/.</w:t>
+      </w:r>
+    </w:p>
+    <w:p>
+      <w:pPr>
+        <w:pStyle w:val="NormalWeb"/>
+        <w:spacing w:before="0" w:beforeAutospacing="0" w:after="0" w:afterAutospacing="0" w:line="480" w:lineRule="auto"/>
+        <w:ind w:left="720" w:hanging="720"/>
+        <w:rPr>
+          <w:lang w:val="en-US"/>
+        </w:rPr>
+      </w:pPr>
     </w:p>
     <w:p>
       <w:pPr>
@@ -8561,6 +8487,27 @@
       <w:lang w:eastAsia="en-GB"/>
     </w:rPr>
   </w:style>
+  <w:style w:type="paragraph" w:styleId="NormalWeb">
+    <w:name w:val="Normal (Web)"/>
+    <w:basedOn w:val="Normal"/>
+    <w:uiPriority w:val="99"/>
+    <w:semiHidden/>
+    <w:unhideWhenUsed/>
+    <w:rsid w:val="00EE6483"/>
+    <w:pPr>
+      <w:spacing w:before="100" w:beforeAutospacing="1" w:after="100" w:afterAutospacing="1"/>
+      <w:jc w:val="left"/>
+    </w:pPr>
+    <w:rPr>
+      <w:rFonts w:ascii="Times New Roman" w:hAnsi="Times New Roman" w:cs="Times New Roman"/>
+      <w:lang w:val="es-MX" w:eastAsia="es-MX"/>
+    </w:rPr>
+  </w:style>
+  <w:style w:type="character" w:customStyle="1" w:styleId="url">
+    <w:name w:val="url"/>
+    <w:basedOn w:val="DefaultParagraphFont"/>
+    <w:rsid w:val="00EE6483"/>
+  </w:style>
 </w:styles>
 </file>
 
